--- a/docs/procedimento-teste-funcional-bancada.docx
+++ b/docs/procedimento-teste-funcional-bancada.docx
@@ -4433,7 +4433,7 @@
                 <w:sz w:val="21"/>
                 <w:szCs w:val="21"/>
               </w:rPr>
-              <w:t xml:space="preserve">Porta ocupada por outra conexão (ex.: teste anterior ainda ativo), ou driver CH9102 não instalado</w:t>
+              <w:t>Porta ocupada por outra conexão (ex.: teste anterior ainda ativo), ou driver CP210x não instalado</w:t>
             </w:r>
           </w:p>
         </w:tc>
@@ -4469,7 +4469,7 @@
                 <w:sz w:val="21"/>
                 <w:szCs w:val="21"/>
               </w:rPr>
-              <w:t xml:space="preserve">Fechar outras janelas/instâncias do software; instalar o driver CH9102 da WCH; testar com "Testar conexão" numa porta específica</w:t>
+              <w:t>Fechar outras janelas/instâncias do software; instalar o driver CP210x da Silicon Labs; testar com "Testar conexão" numa porta específica</w:t>
             </w:r>
           </w:p>
         </w:tc>

--- a/docs/procedimento-teste-funcional-bancada.docx
+++ b/docs/procedimento-teste-funcional-bancada.docx
@@ -1473,7 +1473,7 @@
           <w:sz w:val="21"/>
           <w:szCs w:val="21"/>
         </w:rPr>
-        <w:t xml:space="preserve">O regulador PTN78020W (com resistor de ajuste para 5V), integrante da lista de materiais do projeto, não é necessário neste teste: em bancada, no modo notebook, o próprio cabo USB fornece a alimentação, e o regulador da placa ESP32 gera os 3,3V internamente. Aquele regulador destina-se a uma fonte de alimentação de campo ainda em avaliação (bateria).</w:t>
+        <w:t>O regulador PTN78000WAH (com resistor de ajuste para 5V), integrante da lista de materiais do projeto, não é necessário neste teste: em bancada, no modo notebook, o próprio cabo USB fornece a alimentação, e o regulador da placa ESP32 gera os 3,3V internamente. Aquele regulador destina-se a uma fonte de alimentação de campo ainda em avaliação (bateria).</w:t>
       </w:r>
     </w:p>
     <w:p>

--- a/docs/procedimento-teste-funcional-bancada.docx
+++ b/docs/procedimento-teste-funcional-bancada.docx
@@ -186,7 +186,7 @@
                 <w:sz w:val="21"/>
                 <w:szCs w:val="21"/>
               </w:rPr>
-              <w:t xml:space="preserve">REVISÃO: 00</w:t>
+              <w:t>REVISÃO: 01</w:t>
             </w:r>
           </w:p>
         </w:tc>
@@ -2325,6 +2325,45 @@
     </w:p>
     <w:p>
       <w:pPr>
+        <w:spacing w:after="100" w:line="264" w:lineRule="auto"/>
+        <w:ind w:left="500" w:hanging="300"/>
+        <w:jc w:val="both"/>
+      </w:pPr>
+      <w:r>
+        <w:rPr>
+          <w:rFonts w:ascii="Arial" w:cs="Arial" w:eastAsia="Arial" w:hAnsi="Arial"/>
+          <w:b/>
+          <w:bCs/>
+          <w:sz w:val="21"/>
+          <w:szCs w:val="21"/>
+        </w:rPr>
+        <w:t xml:space="preserve">4. </w:t>
+      </w:r>
+      <w:r>
+        <w:rPr>
+          <w:rFonts w:ascii="Arial" w:cs="Arial" w:eastAsia="Arial" w:hAnsi="Arial"/>
+          <w:sz w:val="21"/>
+          <w:szCs w:val="21"/>
+        </w:rPr>
+        <w:t>No cartão de cada eixo, trocar "Resolução" de 0,25° para 0,1° (inclinação e azimute, um de cada vez); depois fechar e abrir de novo o software.</w:t>
+      </w:r>
+    </w:p>
+    <w:p>
+      <w:pPr>
+        <w:spacing w:after="160" w:before="0" w:line="264" w:lineRule="auto"/>
+        <w:jc w:val="both"/>
+      </w:pPr>
+      <w:r>
+        <w:rPr>
+          <w:rFonts w:ascii="Arial" w:cs="Arial" w:eastAsia="Arial" w:hAnsi="Arial"/>
+          <w:sz w:val="21"/>
+          <w:szCs w:val="21"/>
+        </w:rPr>
+        <w:t>Resultado esperado: o eixo alterado passa na hora a mostrar o valor com uma casa decimal (ex.: 12.3°), sem tremular com o conjunto em repouso, e o outro eixo não muda; ao reabrir, a escolha de cada eixo é mantida. O mesmo seletor aparece em Configurações.</w:t>
+      </w:r>
+    </w:p>
+    <w:p>
+      <w:pPr>
         <w:keepNext/>
         <w:spacing w:after="120" w:before="200"/>
         <w:ind w:left="0"/>
@@ -3377,7 +3416,7 @@
                 <w:sz w:val="21"/>
                 <w:szCs w:val="21"/>
               </w:rPr>
-              <w:t xml:space="preserve">Leitura contínua dos dois eixos (tilt e pan)</w:t>
+              <w:t>Leitura contínua dos dois eixos (tilt e pan), incl. resolução 0,25°/0,1°</w:t>
             </w:r>
           </w:p>
         </w:tc>
